--- a/Layouts/FixedAssetsRegister.docx
+++ b/Layouts/FixedAssetsRegister.docx
@@ -53,4 +53,53 @@
      < / F i x e d _ A s s e t >   
  < / N a v W o r d R e p o r t X m l P a r t > 
+</file>
+
+<file path=customXml/item2.xml>��< ? x m l   v e r s i o n = " 1 . 0 "   e n c o d i n g = " u t f - 1 6 " ? > + 
+ < N a v W o r d R e p o r t X m l P a r t   x m l n s = " u r n : m i c r o s o f t - d y n a m i c s - b u s i n e s s c e n t r a l / i n t e r n a l / e x t e n d e d / r e p o r t s / F i x e d _ A s s e t s _ R e g i s t e r / 8 0 0 3 9 / " > + 
+     < T o o l t i p s > + 
+         < T o o l t i p   c o l u m n = " D e s c r i p t i o n _ F i x e d A s s e t "   E l e m e n t I d = " 1 3 1 1 4 9 9 0 2 " > + 
+             < T o o l t i p T e x t   l a n g = " e n - U S " > S p e c i f i e s   a   d e s c r i p t i o n   o f   t h e   f i x e d   a s s e t . < / T o o l t i p T e x t > + 
+         < / T o o l t i p > + 
+     < / T o o l t i p s > + 
+     < F i x e d _ A s s e t   E l e m e n t T y p e = " D a t a I t e m "   E l e m e n t I d = " 3 9 1 3 1 5 6 6 8 " > + 
+         < A c q u i s i t i o n c o s t   E l e m e n t T y p e = " C o l u m n "   E l e m e n t I d = " 4 8 4 1 4 8 6 5 "   D a t a T y p e = " D e c i m a l " > A c q u i s i t i o n c o s t < / A c q u i s i t i o n c o s t > + 
+         < A c q u i s i t i o n D a t e _ F i x e d A s s e t   E l e m e n t T y p e = " C o l u m n "   E l e m e n t I d = " 1 7 2 2 2 3 8 5 0 3 "   D a t a T y p e = " D a t e " > A c q u i s i t i o n D a t e _ F i x e d A s s e t < / A c q u i s i t i o n D a t e _ F i x e d A s s e t > + 
+         < B o o k v a l u e   E l e m e n t T y p e = " C o l u m n "   E l e m e n t I d = " 1 1 1 6 0 8 4 5 5 9 "   D a t a T y p e = " D e c i m a l " > B o o k v a l u e < / B o o k v a l u e > + 
+         < C o m p a n y I n f o _ A d d r e s s   E l e m e n t T y p e = " C o l u m n "   E l e m e n t I d = " 9 3 0 6 5 5 8 0 5 "   D a t a T y p e = " T e x t " > C o m p a n y I n f o _ A d d r e s s < / C o m p a n y I n f o _ A d d r e s s > + 
+         < C o m p a n y I n f o _ C i t y   E l e m e n t T y p e = " C o l u m n "   E l e m e n t I d = " 1 9 5 8 9 6 0 3 0 8 "   D a t a T y p e = " T e x t " > C o m p a n y I n f o _ C i t y < / C o m p a n y I n f o _ C i t y > + 
+         < C o m p a n y I n f o _ N a m e   E l e m e n t T y p e = " C o l u m n "   E l e m e n t I d = " 1 3 0 1 3 4 8 8 6 8 "   D a t a T y p e = " T e x t " > C o m p a n y I n f o _ N a m e < / C o m p a n y I n f o _ N a m e > + 
+         < C o m p a n y I n f o _ P i c t u r e   E l e m e n t T y p e = " C o l u m n "   E l e m e n t I d = " 1 0 0 8 1 8 1 2 7 3 "   D a t a T y p e = " B l o b "   / > + 
+         < C o m p a n y I n f o _ _ A d d r e s s _ 2 _   E l e m e n t T y p e = " C o l u m n "   E l e m e n t I d = " 1 1 7 6 6 5 0 3 9 2 "   D a t a T y p e = " T e x t " > C o m p a n y I n f o _ _ A d d r e s s _ 2 _ < / C o m p a n y I n f o _ _ A d d r e s s _ 2 _ > + 
+         < C o m p a n y I n f o _ _ C o u n t r y _ R e g i o n _ C o d e _   E l e m e n t T y p e = " C o l u m n "   E l e m e n t I d = " 1 9 1 3 4 6 2 8 8 6 "   D a t a T y p e = " C o d e " > C o m p a n y I n f o _ _ C o u n t r y _ R e g i o n _ C o d e _ < / C o m p a n y I n f o _ _ C o u n t r y _ R e g i o n _ C o d e _ > + 
+         < D e s c r i p t i o n _ F i x e d A s s e t   E l e m e n t T y p e = " C o l u m n "   E l e m e n t I d = " 1 3 1 1 4 9 9 0 2 "   D a t a T y p e = " T e x t " > D e s c r i p t i o n _ F i x e d A s s e t < / D e s c r i p t i o n _ F i x e d A s s e t > + 
+         < N o _ F i x e d A s s e t   E l e m e n t T y p e = " C o l u m n "   E l e m e n t I d = " 1 4 8 3 4 5 8 1 2 5 "   D a t a T y p e = " C o d e " > N o _ F i x e d A s s e t < / N o _ F i x e d A s s e t > + 
+         < R e p o r t F o r N a v I d _ 7 0 2 4   E l e m e n t T y p e = " C o l u m n "   E l e m e n t I d = " 1 7 2 3 1 0 1 7 6 6 "   D a t a T y p e = " I n t e g e r " > R e p o r t F o r N a v I d _ 7 0 2 4 < / R e p o r t F o r N a v I d _ 7 0 2 4 > + 
+         < S e r i a l N o _ F i x e d A s s e t   E l e m e n t T y p e = " C o l u m n "   E l e m e n t I d = " 1 5 9 4 2 8 2 0 7 7 "   D a t a T y p e = " T e x t " > S e r i a l N o _ F i x e d A s s e t < / S e r i a l N o _ F i x e d A s s e t > + 
+         < T a g N u m b e r _ F i x e d A s s e t   E l e m e n t T y p e = " C o l u m n "   E l e m e n t I d = " 2 1 2 2 5 7 3 5 0 1 "   D a t a T y p e = " C o d e " > T a g N u m b e r _ F i x e d A s s e t < / T a g N u m b e r _ F i x e d A s s e t > + 
+     < / F i x e d _ A s s e t > + 
+ < / N a v W o r d R e p o r t X m l P a r t > 
 </file>